--- a/docs/kancelar/6_Pravidla_skartace_navrh.docx
+++ b/docs/kancelar/6_Pravidla_skartace_navrh.docx
@@ -39,6 +39,37 @@
           <w:szCs w:val="19"/>
         </w:rPr>
         <w:t xml:space="preserve">LexisLocal 1.2 při skartaci spisu maže jen záznam spisu; související záznamy (deník, souhrny pro klienta, koncepty, dokumenty včetně vyhledávacího indexu, schůzky) zůstávají. Než doplníme automatické („kaskádové“) mazání, potřebujeme, aby advokát schválil pravidla níže. Mazání je nevratné. Lhůty jsou orientační a musí je ověřit advokát. Tento dokument je návrh dodavatele, ne právní rada.</w:t>
+      </w:r>
+    </w:p>
+    <w:p>
+      <w:pPr>
+        <w:pBdr>
+          <w:left w:val="single" w:color="7F7F7F" w:sz="18" w:space="6"/>
+        </w:pBdr>
+        <w:shd w:fill="F2F2F2" w:color="auto" w:val="clear"/>
+        <w:spacing w:after="160" w:before="120"/>
+        <w:ind w:left="120"/>
+      </w:pPr>
+      <w:r>
+        <w:rPr>
+          <w:b/>
+          <w:i/>
+          <w:iCs/>
+          <w:color w:val="444444"/>
+          <w:sz w:val="19"/>
+          <w:szCs w:val="19"/>
+        </w:rPr>
+        <w:t>Aktualizace 27. 10. 2026:</w:t>
+      </w:r>
+      <w:r>
+        <w:rPr>
+          <w:i/>
+          <w:iCs/>
+          <w:color w:val="444444"/>
+          <w:sz w:val="19"/>
+          <w:szCs w:val="19"/>
+        </w:rPr>
+        <w:t xml:space="preserve"> doplněny záznamy související s cloudovým modelem (stupeň citlivosti, souhlas klienta, záznamy o využití a nákladech AI).</w:t>
       </w:r>
     </w:p>
     <w:p>
@@ -689,6 +720,60 @@
           <w:p/>
         </w:tc>
       </w:tr>
+      <w:tr>
+        <w:tc>
+          <w:tcPr>
+            <w:tcW w:type="dxa" w:w="3100"/>
+            <w:tcMar>
+              <w:top w:type="dxa" w:w="60"/>
+              <w:left w:type="dxa" w:w="100"/>
+              <w:bottom w:type="dxa" w:w="60"/>
+              <w:right w:type="dxa" w:w="100"/>
+            </w:tcMar>
+          </w:tcPr>
+          <w:p>
+            <w:r>
+              <w:rPr>
+                <w:sz w:val="19"/>
+                <w:szCs w:val="19"/>
+              </w:rPr>
+              <w:t>Stupeň citlivosti a záznam souhlasu s cloudem (na spisu)</w:t>
+            </w:r>
+          </w:p>
+        </w:tc>
+        <w:tc>
+          <w:tcPr>
+            <w:tcW w:type="dxa" w:w="3300"/>
+            <w:tcMar>
+              <w:top w:type="dxa" w:w="60"/>
+              <w:left w:type="dxa" w:w="100"/>
+              <w:bottom w:type="dxa" w:w="60"/>
+              <w:right w:type="dxa" w:w="100"/>
+            </w:tcMar>
+          </w:tcPr>
+          <w:p>
+            <w:r>
+              <w:rPr>
+                <w:sz w:val="19"/>
+                <w:szCs w:val="19"/>
+              </w:rPr>
+              <w:t>smažou se se záznamem spisu (doklad o souhlasu viz bod 3)</w:t>
+            </w:r>
+          </w:p>
+        </w:tc>
+        <w:tc>
+          <w:tcPr>
+            <w:tcW w:type="dxa" w:w="2626"/>
+            <w:tcMar>
+              <w:top w:type="dxa" w:w="60"/>
+              <w:left w:type="dxa" w:w="100"/>
+              <w:bottom w:type="dxa" w:w="60"/>
+              <w:right w:type="dxa" w:w="100"/>
+            </w:tcMar>
+          </w:tcPr>
+          <w:p/>
+        </w:tc>
+      </w:tr>
     </w:tbl>
     <w:p>
       <w:pPr>
@@ -1001,6 +1086,69 @@
           </w:p>
         </w:tc>
       </w:tr>
+      <w:tr>
+        <w:tc>
+          <w:tcPr>
+            <w:tcW w:type="dxa" w:w="2700"/>
+            <w:tcMar>
+              <w:top w:type="dxa" w:w="60"/>
+              <w:left w:type="dxa" w:w="100"/>
+              <w:bottom w:type="dxa" w:w="60"/>
+              <w:right w:type="dxa" w:w="100"/>
+            </w:tcMar>
+          </w:tcPr>
+          <w:p>
+            <w:r>
+              <w:rPr>
+                <w:sz w:val="19"/>
+                <w:szCs w:val="19"/>
+              </w:rPr>
+              <w:t>Doklad o souhlasu klienta s cloudem a o změnách stupně citlivosti</w:t>
+            </w:r>
+          </w:p>
+        </w:tc>
+        <w:tc>
+          <w:tcPr>
+            <w:tcW w:type="dxa" w:w="3300"/>
+            <w:tcMar>
+              <w:top w:type="dxa" w:w="60"/>
+              <w:left w:type="dxa" w:w="100"/>
+              <w:bottom w:type="dxa" w:w="60"/>
+              <w:right w:type="dxa" w:w="100"/>
+            </w:tcMar>
+          </w:tcPr>
+          <w:p>
+            <w:r>
+              <w:rPr>
+                <w:sz w:val="19"/>
+                <w:szCs w:val="19"/>
+              </w:rPr>
+              <w:t>prokázání, že zpracování v cloudu proběhlo se souhlasem (odpovědnost správce, čl. 5 odst. 2 GDPR)</w:t>
+            </w:r>
+          </w:p>
+        </w:tc>
+        <w:tc>
+          <w:tcPr>
+            <w:tcW w:type="dxa" w:w="3026"/>
+            <w:tcMar>
+              <w:top w:type="dxa" w:w="60"/>
+              <w:left w:type="dxa" w:w="100"/>
+              <w:bottom w:type="dxa" w:w="60"/>
+              <w:right w:type="dxa" w:w="100"/>
+            </w:tcMar>
+          </w:tcPr>
+          <w:p>
+            <w:r>
+              <w:rPr>
+                <w:sz w:val="19"/>
+                <w:szCs w:val="19"/>
+                <w:highlight w:val="yellow"/>
+              </w:rPr>
+              <w:t>[doplnit: např. po dobu promlčení možných nároků — ověřit]</w:t>
+            </w:r>
+          </w:p>
+        </w:tc>
+      </w:tr>
     </w:tbl>
     <w:p>
       <w:pPr>
@@ -1239,6 +1387,131 @@
                 <w:szCs w:val="19"/>
               </w:rPr>
               <w:t xml:space="preserve">[doplnit]</w:t>
+            </w:r>
+          </w:p>
+        </w:tc>
+      </w:tr>
+      <w:tr>
+        <w:tc>
+          <w:tcPr>
+            <w:tcW w:type="dxa" w:w="2700"/>
+            <w:tcMar>
+              <w:top w:type="dxa" w:w="60"/>
+              <w:left w:type="dxa" w:w="100"/>
+              <w:bottom w:type="dxa" w:w="60"/>
+              <w:right w:type="dxa" w:w="100"/>
+            </w:tcMar>
+          </w:tcPr>
+          <w:p>
+            <w:r>
+              <w:rPr>
+                <w:sz w:val="19"/>
+                <w:szCs w:val="19"/>
+              </w:rPr>
+              <w:t>Záznamy o využití a nákladech AI</w:t>
+            </w:r>
+          </w:p>
+        </w:tc>
+        <w:tc>
+          <w:tcPr>
+            <w:tcW w:type="dxa" w:w="3600"/>
+            <w:tcMar>
+              <w:top w:type="dxa" w:w="60"/>
+              <w:left w:type="dxa" w:w="100"/>
+              <w:bottom w:type="dxa" w:w="60"/>
+              <w:right w:type="dxa" w:w="100"/>
+            </w:tcMar>
+          </w:tcPr>
+          <w:p>
+            <w:r>
+              <w:rPr>
+                <w:sz w:val="19"/>
+                <w:szCs w:val="19"/>
+              </w:rPr>
+              <w:t>zůstane datum, model, počet tokenů a cena (rozpočet, účetnictví); odstraní se vazba na spis a jméno uživatele</w:t>
+            </w:r>
+          </w:p>
+        </w:tc>
+        <w:tc>
+          <w:tcPr>
+            <w:tcW w:type="dxa" w:w="2726"/>
+            <w:tcMar>
+              <w:top w:type="dxa" w:w="60"/>
+              <w:left w:type="dxa" w:w="100"/>
+              <w:bottom w:type="dxa" w:w="60"/>
+              <w:right w:type="dxa" w:w="100"/>
+            </w:tcMar>
+          </w:tcPr>
+          <w:p>
+            <w:r>
+              <w:rPr>
+                <w:sz w:val="19"/>
+                <w:szCs w:val="19"/>
+                <w:highlight w:val="yellow"/>
+              </w:rPr>
+              <w:t>[doplnit: např. do konce účetního období]</w:t>
+            </w:r>
+          </w:p>
+        </w:tc>
+      </w:tr>
+      <w:tr>
+        <w:tc>
+          <w:tcPr>
+            <w:tcW w:type="dxa" w:w="2700"/>
+            <w:tcMar>
+              <w:top w:type="dxa" w:w="60"/>
+              <w:left w:type="dxa" w:w="100"/>
+              <w:bottom w:type="dxa" w:w="60"/>
+              <w:right w:type="dxa" w:w="100"/>
+            </w:tcMar>
+          </w:tcPr>
+          <w:p>
+            <w:r>
+              <w:rPr>
+                <w:sz w:val="19"/>
+                <w:szCs w:val="19"/>
+              </w:rPr>
+              <w:t>Záznamy „Cloud AI“ v auditu</w:t>
+            </w:r>
+          </w:p>
+        </w:tc>
+        <w:tc>
+          <w:tcPr>
+            <w:tcW w:type="dxa" w:w="3600"/>
+            <w:tcMar>
+              <w:top w:type="dxa" w:w="60"/>
+              <w:left w:type="dxa" w:w="100"/>
+              <w:bottom w:type="dxa" w:w="60"/>
+              <w:right w:type="dxa" w:w="100"/>
+            </w:tcMar>
+          </w:tcPr>
+          <w:p>
+            <w:r>
+              <w:rPr>
+                <w:sz w:val="19"/>
+                <w:szCs w:val="19"/>
+              </w:rPr>
+              <w:t>zůstane, že a kdy byl dotaz odeslán do cloudu nebo odepřen, model a důvod; spisová značka se nahradí identifikátorem spisu</w:t>
+            </w:r>
+          </w:p>
+        </w:tc>
+        <w:tc>
+          <w:tcPr>
+            <w:tcW w:type="dxa" w:w="2726"/>
+            <w:tcMar>
+              <w:top w:type="dxa" w:w="60"/>
+              <w:left w:type="dxa" w:w="100"/>
+              <w:bottom w:type="dxa" w:w="60"/>
+              <w:right w:type="dxa" w:w="100"/>
+            </w:tcMar>
+          </w:tcPr>
+          <w:p>
+            <w:r>
+              <w:rPr>
+                <w:sz w:val="19"/>
+                <w:szCs w:val="19"/>
+              </w:rPr>
+              <w:t>jako auditní stopa spisu</w:t>
             </w:r>
           </w:p>
         </w:tc>
